--- a/Knowledge/3-Work knowledge/1-Software Engineering/2-General Technologies/9-Databases/5-My Source/2-SQL/4-SQL Commands - DQL/6-SQL Like and Wildcards.docx
+++ b/Knowledge/3-Work knowledge/1-Software Engineering/2-General Technologies/9-Databases/5-My Source/2-SQL/4-SQL Commands - DQL/6-SQL Like and Wildcards.docx
@@ -182,8 +182,8 @@
         <w:rPr>
           <w:rFonts w:ascii="Roboto Mono" w:hAnsi="Roboto Mono"/>
         </w:rPr>
-        <w:pict w14:anchorId="68026D9C">
-          <v:rect id="_x0000_i1254" style="width:0;height:1.5pt" o:hralign="center" o:hrstd="t" o:hr="t" fillcolor="#a0a0a0" stroked="f"/>
+        <w:pict w14:anchorId="7715ACF4">
+          <v:rect id="_x0000_i1025" style="width:0;height:1.5pt" o:hralign="center" o:hrstd="t" o:hr="t" fillcolor="#a0a0a0" stroked="f"/>
         </w:pict>
       </w:r>
     </w:p>
@@ -368,8 +368,8 @@
         <w:rPr>
           <w:rFonts w:ascii="Roboto Mono" w:hAnsi="Roboto Mono"/>
         </w:rPr>
-        <w:pict w14:anchorId="4033DC21">
-          <v:rect id="_x0000_i1255" style="width:0;height:1.5pt" o:hralign="center" o:hrstd="t" o:hr="t" fillcolor="#a0a0a0" stroked="f"/>
+        <w:pict w14:anchorId="1598FE76">
+          <v:rect id="_x0000_i1026" style="width:0;height:1.5pt" o:hralign="center" o:hrstd="t" o:hr="t" fillcolor="#a0a0a0" stroked="f"/>
         </w:pict>
       </w:r>
     </w:p>
@@ -475,9 +475,8 @@
         <w:rPr>
           <w:noProof/>
         </w:rPr>
-        <w:lastRenderedPageBreak/>
         <w:drawing>
-          <wp:inline distT="0" distB="0" distL="0" distR="0" wp14:anchorId="6424CD69" wp14:editId="1EE076CF">
+          <wp:inline distT="0" distB="0" distL="0" distR="0" wp14:anchorId="134B7D17" wp14:editId="520A89A9">
             <wp:extent cx="5943600" cy="1553210"/>
             <wp:effectExtent l="0" t="0" r="0" b="8890"/>
             <wp:docPr id="1381919743" name="Picture 1"/>
@@ -892,8 +891,8 @@
         <w:rPr>
           <w:rFonts w:ascii="Roboto Mono" w:hAnsi="Roboto Mono"/>
         </w:rPr>
-        <w:pict w14:anchorId="2090AB64">
-          <v:rect id="_x0000_i1256" style="width:0;height:1.5pt" o:hralign="center" o:hrstd="t" o:hr="t" fillcolor="#a0a0a0" stroked="f"/>
+        <w:pict w14:anchorId="2966A50C">
+          <v:rect id="_x0000_i1027" style="width:0;height:1.5pt" o:hralign="center" o:hrstd="t" o:hr="t" fillcolor="#a0a0a0" stroked="f"/>
         </w:pict>
       </w:r>
     </w:p>
@@ -927,7 +926,7 @@
           <w:noProof/>
         </w:rPr>
         <w:drawing>
-          <wp:inline distT="0" distB="0" distL="0" distR="0" wp14:anchorId="632569C4" wp14:editId="261803A7">
+          <wp:inline distT="0" distB="0" distL="0" distR="0" wp14:anchorId="794FFBF9" wp14:editId="0C8268A9">
             <wp:extent cx="5943600" cy="930910"/>
             <wp:effectExtent l="0" t="0" r="0" b="2540"/>
             <wp:docPr id="2002464726" name="Picture 2"/>
@@ -1025,8 +1024,8 @@
         <w:rPr>
           <w:rFonts w:ascii="Roboto Mono" w:hAnsi="Roboto Mono"/>
         </w:rPr>
-        <w:pict w14:anchorId="690BE727">
-          <v:rect id="_x0000_i1257" style="width:0;height:1.5pt" o:hralign="center" o:hrstd="t" o:hr="t" fillcolor="#a0a0a0" stroked="f"/>
+        <w:pict w14:anchorId="61D68F54">
+          <v:rect id="_x0000_i1028" style="width:0;height:1.5pt" o:hralign="center" o:hrstd="t" o:hr="t" fillcolor="#a0a0a0" stroked="f"/>
         </w:pict>
       </w:r>
     </w:p>
@@ -1060,7 +1059,7 @@
           <w:noProof/>
         </w:rPr>
         <w:drawing>
-          <wp:inline distT="0" distB="0" distL="0" distR="0" wp14:anchorId="7147B2DE" wp14:editId="1CF13F8C">
+          <wp:inline distT="0" distB="0" distL="0" distR="0" wp14:anchorId="01F5CFC6" wp14:editId="4E309122">
             <wp:extent cx="5943600" cy="850265"/>
             <wp:effectExtent l="0" t="0" r="0" b="6985"/>
             <wp:docPr id="1203882296" name="Picture 3"/>
@@ -1150,7 +1149,6 @@
                 <w:b/>
                 <w:bCs/>
               </w:rPr>
-              <w:lastRenderedPageBreak/>
               <w:t>CustomerID</w:t>
             </w:r>
           </w:p>
@@ -1308,8 +1306,8 @@
         <w:rPr>
           <w:rFonts w:ascii="Roboto Mono" w:hAnsi="Roboto Mono"/>
         </w:rPr>
-        <w:pict w14:anchorId="08AFBC7B">
-          <v:rect id="_x0000_i1258" style="width:0;height:1.5pt" o:hralign="center" o:hrstd="t" o:hr="t" fillcolor="#a0a0a0" stroked="f"/>
+        <w:pict w14:anchorId="7F457EC6">
+          <v:rect id="_x0000_i1029" style="width:0;height:1.5pt" o:hralign="center" o:hrstd="t" o:hr="t" fillcolor="#a0a0a0" stroked="f"/>
         </w:pict>
       </w:r>
     </w:p>
@@ -1399,7 +1397,7 @@
           <w:noProof/>
         </w:rPr>
         <w:drawing>
-          <wp:inline distT="0" distB="0" distL="0" distR="0" wp14:anchorId="005021A6" wp14:editId="0888BC17">
+          <wp:inline distT="0" distB="0" distL="0" distR="0" wp14:anchorId="383C93A8" wp14:editId="06F95765">
             <wp:extent cx="5943600" cy="970915"/>
             <wp:effectExtent l="0" t="0" r="0" b="635"/>
             <wp:docPr id="1754922185" name="Picture 4"/>
@@ -1497,8 +1495,8 @@
         <w:rPr>
           <w:rFonts w:ascii="Roboto Mono" w:hAnsi="Roboto Mono"/>
         </w:rPr>
-        <w:pict w14:anchorId="58DE7115">
-          <v:rect id="_x0000_i1259" style="width:0;height:1.5pt" o:hralign="center" o:hrstd="t" o:hr="t" fillcolor="#a0a0a0" stroked="f"/>
+        <w:pict w14:anchorId="281D7C66">
+          <v:rect id="_x0000_i1030" style="width:0;height:1.5pt" o:hralign="center" o:hrstd="t" o:hr="t" fillcolor="#a0a0a0" stroked="f"/>
         </w:pict>
       </w:r>
     </w:p>
@@ -1588,7 +1586,7 @@
           <w:noProof/>
         </w:rPr>
         <w:drawing>
-          <wp:inline distT="0" distB="0" distL="0" distR="0" wp14:anchorId="389EA59B" wp14:editId="5DA29AD5">
+          <wp:inline distT="0" distB="0" distL="0" distR="0" wp14:anchorId="269A7C7C" wp14:editId="0FA65CC5">
             <wp:extent cx="5943600" cy="926465"/>
             <wp:effectExtent l="0" t="0" r="0" b="6985"/>
             <wp:docPr id="1241338363" name="Picture 5"/>
@@ -1875,7 +1873,6 @@
           <w:b/>
           <w:bCs/>
         </w:rPr>
-        <w:lastRenderedPageBreak/>
         <w:t>Note:</w:t>
       </w:r>
       <w:r>
@@ -1895,8 +1892,8 @@
         <w:rPr>
           <w:rFonts w:ascii="Roboto Mono" w:hAnsi="Roboto Mono"/>
         </w:rPr>
-        <w:pict w14:anchorId="68A50785">
-          <v:rect id="_x0000_i1260" style="width:0;height:1.5pt" o:hralign="center" o:hrstd="t" o:hr="t" fillcolor="#a0a0a0" stroked="f"/>
+        <w:pict w14:anchorId="0E3A224F">
+          <v:rect id="_x0000_i1031" style="width:0;height:1.5pt" o:hralign="center" o:hrstd="t" o:hr="t" fillcolor="#a0a0a0" stroked="f"/>
         </w:pict>
       </w:r>
     </w:p>
@@ -2027,8 +2024,8 @@
         <w:rPr>
           <w:rFonts w:ascii="Roboto Mono" w:hAnsi="Roboto Mono"/>
         </w:rPr>
-        <w:pict w14:anchorId="1E1E71CE">
-          <v:rect id="_x0000_i1261" style="width:0;height:1.5pt" o:hralign="center" o:hrstd="t" o:hr="t" fillcolor="#a0a0a0" stroked="f"/>
+        <w:pict w14:anchorId="6742EE97">
+          <v:rect id="_x0000_i1032" style="width:0;height:1.5pt" o:hralign="center" o:hrstd="t" o:hr="t" fillcolor="#a0a0a0" stroked="f"/>
         </w:pict>
       </w:r>
     </w:p>
@@ -2062,7 +2059,7 @@
           <w:noProof/>
         </w:rPr>
         <w:drawing>
-          <wp:inline distT="0" distB="0" distL="0" distR="0" wp14:anchorId="75DB7EFC" wp14:editId="18585179">
+          <wp:inline distT="0" distB="0" distL="0" distR="0" wp14:anchorId="7C419C1F" wp14:editId="7C0F580E">
             <wp:extent cx="5943600" cy="930910"/>
             <wp:effectExtent l="0" t="0" r="0" b="2540"/>
             <wp:docPr id="1224078119" name="Picture 8"/>
@@ -2180,7 +2177,7 @@
           <w:noProof/>
         </w:rPr>
         <w:drawing>
-          <wp:inline distT="0" distB="0" distL="0" distR="0" wp14:anchorId="1531E67F" wp14:editId="531B2AE2">
+          <wp:inline distT="0" distB="0" distL="0" distR="0" wp14:anchorId="73B20898" wp14:editId="1000A4A2">
             <wp:extent cx="5943600" cy="841375"/>
             <wp:effectExtent l="0" t="0" r="0" b="0"/>
             <wp:docPr id="702106758" name="Picture 9"/>
@@ -2362,8 +2359,8 @@
         <w:rPr>
           <w:rFonts w:ascii="Roboto Mono" w:hAnsi="Roboto Mono"/>
         </w:rPr>
-        <w:pict w14:anchorId="1100A250">
-          <v:rect id="_x0000_i1262" style="width:0;height:1.5pt" o:hralign="center" o:hrstd="t" o:hr="t" fillcolor="#a0a0a0" stroked="f"/>
+        <w:pict w14:anchorId="0DC7F20C">
+          <v:rect id="_x0000_i1033" style="width:0;height:1.5pt" o:hralign="center" o:hrstd="t" o:hr="t" fillcolor="#a0a0a0" stroked="f"/>
         </w:pict>
       </w:r>
     </w:p>
@@ -2396,9 +2393,8 @@
         <w:rPr>
           <w:noProof/>
         </w:rPr>
-        <w:lastRenderedPageBreak/>
         <w:drawing>
-          <wp:inline distT="0" distB="0" distL="0" distR="0" wp14:anchorId="035CC402" wp14:editId="0A884CB8">
+          <wp:inline distT="0" distB="0" distL="0" distR="0" wp14:anchorId="03B8A69C" wp14:editId="5DDC5449">
             <wp:extent cx="5943600" cy="938530"/>
             <wp:effectExtent l="0" t="0" r="0" b="0"/>
             <wp:docPr id="1845027309" name="Picture 11"/>
@@ -2516,7 +2512,7 @@
           <w:noProof/>
         </w:rPr>
         <w:drawing>
-          <wp:inline distT="0" distB="0" distL="0" distR="0" wp14:anchorId="75221648" wp14:editId="209A3214">
+          <wp:inline distT="0" distB="0" distL="0" distR="0" wp14:anchorId="689A5566" wp14:editId="03CB24F1">
             <wp:extent cx="5943600" cy="880745"/>
             <wp:effectExtent l="0" t="0" r="0" b="0"/>
             <wp:docPr id="1151667219" name="Picture 12"/>
@@ -2698,8 +2694,8 @@
         <w:rPr>
           <w:rFonts w:ascii="Roboto Mono" w:hAnsi="Roboto Mono"/>
         </w:rPr>
-        <w:pict w14:anchorId="605F8C8F">
-          <v:rect id="_x0000_i1263" style="width:0;height:1.5pt" o:hralign="center" o:hrstd="t" o:hr="t" fillcolor="#a0a0a0" stroked="f"/>
+        <w:pict w14:anchorId="4A9D6C02">
+          <v:rect id="_x0000_i1034" style="width:0;height:1.5pt" o:hralign="center" o:hrstd="t" o:hr="t" fillcolor="#a0a0a0" stroked="f"/>
         </w:pict>
       </w:r>
     </w:p>
@@ -2733,7 +2729,7 @@
           <w:noProof/>
         </w:rPr>
         <w:drawing>
-          <wp:inline distT="0" distB="0" distL="0" distR="0" wp14:anchorId="51EA1704" wp14:editId="231FCC92">
+          <wp:inline distT="0" distB="0" distL="0" distR="0" wp14:anchorId="2354E0D5" wp14:editId="0A421676">
             <wp:extent cx="5943600" cy="920750"/>
             <wp:effectExtent l="0" t="0" r="0" b="0"/>
             <wp:docPr id="1423767078" name="Picture 13"/>
@@ -2850,9 +2846,8 @@
         <w:rPr>
           <w:noProof/>
         </w:rPr>
-        <w:lastRenderedPageBreak/>
         <w:drawing>
-          <wp:inline distT="0" distB="0" distL="0" distR="0" wp14:anchorId="692AC32D" wp14:editId="4FF89E4D">
+          <wp:inline distT="0" distB="0" distL="0" distR="0" wp14:anchorId="2464607F" wp14:editId="39D6A162">
             <wp:extent cx="5943600" cy="511810"/>
             <wp:effectExtent l="0" t="0" r="0" b="2540"/>
             <wp:docPr id="1090526187" name="Picture 14"/>
@@ -3009,8 +3004,8 @@
         <w:rPr>
           <w:rFonts w:ascii="Roboto Mono" w:hAnsi="Roboto Mono"/>
         </w:rPr>
-        <w:pict w14:anchorId="4CA03E50">
-          <v:rect id="_x0000_i1264" style="width:0;height:1.5pt" o:hralign="center" o:hrstd="t" o:hr="t" fillcolor="#a0a0a0" stroked="f"/>
+        <w:pict w14:anchorId="144564AB">
+          <v:rect id="_x0000_i1035" style="width:0;height:1.5pt" o:hralign="center" o:hrstd="t" o:hr="t" fillcolor="#a0a0a0" stroked="f"/>
         </w:pict>
       </w:r>
     </w:p>
@@ -3044,7 +3039,7 @@
           <w:noProof/>
         </w:rPr>
         <w:drawing>
-          <wp:inline distT="0" distB="0" distL="0" distR="0" wp14:anchorId="03546CD5" wp14:editId="6697F471">
+          <wp:inline distT="0" distB="0" distL="0" distR="0" wp14:anchorId="79F9FDBF" wp14:editId="06887DBA">
             <wp:extent cx="5943600" cy="915035"/>
             <wp:effectExtent l="0" t="0" r="0" b="0"/>
             <wp:docPr id="628394979" name="Picture 15"/>
@@ -3155,8 +3150,8 @@
         <w:rPr>
           <w:rFonts w:ascii="Roboto Mono" w:hAnsi="Roboto Mono"/>
         </w:rPr>
-        <w:pict w14:anchorId="3A836046">
-          <v:rect id="_x0000_i1265" style="width:0;height:1.5pt" o:hralign="center" o:hrstd="t" o:hr="t" fillcolor="#a0a0a0" stroked="f"/>
+        <w:pict w14:anchorId="4533A2BA">
+          <v:rect id="_x0000_i1036" style="width:0;height:1.5pt" o:hralign="center" o:hrstd="t" o:hr="t" fillcolor="#a0a0a0" stroked="f"/>
         </w:pict>
       </w:r>
     </w:p>
@@ -3287,8 +3282,8 @@
         <w:rPr>
           <w:rFonts w:ascii="Roboto Mono" w:hAnsi="Roboto Mono"/>
         </w:rPr>
-        <w:pict w14:anchorId="5D1135C5">
-          <v:rect id="_x0000_i1266" style="width:0;height:1.5pt" o:hralign="center" o:hrstd="t" o:hr="t" fillcolor="#a0a0a0" stroked="f"/>
+        <w:pict w14:anchorId="68F692A8">
+          <v:rect id="_x0000_i1037" style="width:0;height:1.5pt" o:hralign="center" o:hrstd="t" o:hr="t" fillcolor="#a0a0a0" stroked="f"/>
         </w:pict>
       </w:r>
     </w:p>
@@ -3322,7 +3317,7 @@
           <w:noProof/>
         </w:rPr>
         <w:drawing>
-          <wp:inline distT="0" distB="0" distL="0" distR="0" wp14:anchorId="4697C22C" wp14:editId="35E352E8">
+          <wp:inline distT="0" distB="0" distL="0" distR="0" wp14:anchorId="3D4C0D6E" wp14:editId="29AC0C08">
             <wp:extent cx="5943600" cy="922020"/>
             <wp:effectExtent l="0" t="0" r="0" b="0"/>
             <wp:docPr id="1124669526" name="Picture 16"/>
@@ -3394,7 +3389,6 @@
         <w:rPr>
           <w:rFonts w:ascii="Roboto Mono" w:hAnsi="Roboto Mono"/>
         </w:rPr>
-        <w:lastRenderedPageBreak/>
         <w:t>FROM Customers</w:t>
       </w:r>
     </w:p>
@@ -3441,7 +3435,7 @@
           <w:noProof/>
         </w:rPr>
         <w:drawing>
-          <wp:inline distT="0" distB="0" distL="0" distR="0" wp14:anchorId="484D4FD5" wp14:editId="0205D322">
+          <wp:inline distT="0" distB="0" distL="0" distR="0" wp14:anchorId="485644EE" wp14:editId="309F36E1">
             <wp:extent cx="5943600" cy="545465"/>
             <wp:effectExtent l="0" t="0" r="0" b="6985"/>
             <wp:docPr id="1638612638" name="Picture 18"/>
@@ -3659,8 +3653,8 @@
         <w:rPr>
           <w:rFonts w:ascii="Roboto Mono" w:hAnsi="Roboto Mono"/>
         </w:rPr>
-        <w:pict w14:anchorId="7848A652">
-          <v:rect id="_x0000_i1267" style="width:0;height:1.5pt" o:hralign="center" o:hrstd="t" o:hr="t" fillcolor="#a0a0a0" stroked="f"/>
+        <w:pict w14:anchorId="5665361C">
+          <v:rect id="_x0000_i1038" style="width:0;height:1.5pt" o:hralign="center" o:hrstd="t" o:hr="t" fillcolor="#a0a0a0" stroked="f"/>
         </w:pict>
       </w:r>
     </w:p>
@@ -3694,7 +3688,7 @@
           <w:noProof/>
         </w:rPr>
         <w:drawing>
-          <wp:inline distT="0" distB="0" distL="0" distR="0" wp14:anchorId="184F8FA9" wp14:editId="0C915A5C">
+          <wp:inline distT="0" distB="0" distL="0" distR="0" wp14:anchorId="6709161A" wp14:editId="62A1BE68">
             <wp:extent cx="5943600" cy="955040"/>
             <wp:effectExtent l="0" t="0" r="0" b="0"/>
             <wp:docPr id="647161627" name="Picture 19"/>
@@ -3812,7 +3806,7 @@
           <w:noProof/>
         </w:rPr>
         <w:drawing>
-          <wp:inline distT="0" distB="0" distL="0" distR="0" wp14:anchorId="6A2D20E6" wp14:editId="50A22E72">
+          <wp:inline distT="0" distB="0" distL="0" distR="0" wp14:anchorId="72128940" wp14:editId="4C28448D">
             <wp:extent cx="5943600" cy="859155"/>
             <wp:effectExtent l="0" t="0" r="0" b="0"/>
             <wp:docPr id="2091645548" name="Picture 20"/>
@@ -3901,7 +3895,6 @@
                 <w:b/>
                 <w:bCs/>
               </w:rPr>
-              <w:lastRenderedPageBreak/>
               <w:t>Name</w:t>
             </w:r>
           </w:p>
@@ -3995,8 +3988,8 @@
         <w:rPr>
           <w:rFonts w:ascii="Roboto Mono" w:hAnsi="Roboto Mono"/>
         </w:rPr>
-        <w:pict w14:anchorId="16219D3D">
-          <v:rect id="_x0000_i1268" style="width:0;height:1.5pt" o:hralign="center" o:hrstd="t" o:hr="t" fillcolor="#a0a0a0" stroked="f"/>
+        <w:pict w14:anchorId="03D9AC6A">
+          <v:rect id="_x0000_i1039" style="width:0;height:1.5pt" o:hralign="center" o:hrstd="t" o:hr="t" fillcolor="#a0a0a0" stroked="f"/>
         </w:pict>
       </w:r>
     </w:p>
@@ -4103,7 +4096,7 @@
           <w:noProof/>
         </w:rPr>
         <w:drawing>
-          <wp:inline distT="0" distB="0" distL="0" distR="0" wp14:anchorId="2B14A0A9" wp14:editId="1C4D6644">
+          <wp:inline distT="0" distB="0" distL="0" distR="0" wp14:anchorId="3FDAA911" wp14:editId="4294D4D5">
             <wp:extent cx="5943600" cy="939800"/>
             <wp:effectExtent l="0" t="0" r="0" b="0"/>
             <wp:docPr id="563352517" name="Picture 22"/>
@@ -4201,8 +4194,8 @@
         <w:rPr>
           <w:rFonts w:ascii="Roboto Mono" w:hAnsi="Roboto Mono"/>
         </w:rPr>
-        <w:pict w14:anchorId="2299F3F8">
-          <v:rect id="_x0000_i1269" style="width:0;height:1.5pt" o:hralign="center" o:hrstd="t" o:hr="t" fillcolor="#a0a0a0" stroked="f"/>
+        <w:pict w14:anchorId="50B8029F">
+          <v:rect id="_x0000_i1040" style="width:0;height:1.5pt" o:hralign="center" o:hrstd="t" o:hr="t" fillcolor="#a0a0a0" stroked="f"/>
         </w:pict>
       </w:r>
     </w:p>
@@ -4236,7 +4229,7 @@
           <w:noProof/>
         </w:rPr>
         <w:drawing>
-          <wp:inline distT="0" distB="0" distL="0" distR="0" wp14:anchorId="1B35FD21" wp14:editId="50D07474">
+          <wp:inline distT="0" distB="0" distL="0" distR="0" wp14:anchorId="62B5B92E" wp14:editId="708E16B0">
             <wp:extent cx="5943600" cy="924560"/>
             <wp:effectExtent l="0" t="0" r="0" b="8890"/>
             <wp:docPr id="532989183" name="Picture 23"/>
@@ -4334,8 +4327,8 @@
         <w:rPr>
           <w:rFonts w:ascii="Roboto Mono" w:hAnsi="Roboto Mono"/>
         </w:rPr>
-        <w:pict w14:anchorId="07313D86">
-          <v:rect id="_x0000_i1270" style="width:0;height:1.5pt" o:hralign="center" o:hrstd="t" o:hr="t" fillcolor="#a0a0a0" stroked="f"/>
+        <w:pict w14:anchorId="3E497CBB">
+          <v:rect id="_x0000_i1041" style="width:0;height:1.5pt" o:hralign="center" o:hrstd="t" o:hr="t" fillcolor="#a0a0a0" stroked="f"/>
         </w:pict>
       </w:r>
     </w:p>
@@ -4353,7 +4346,6 @@
           <w:b/>
           <w:bCs/>
         </w:rPr>
-        <w:lastRenderedPageBreak/>
         <w:t>Contains "ar"</w:t>
       </w:r>
     </w:p>
@@ -4370,7 +4362,7 @@
           <w:noProof/>
         </w:rPr>
         <w:drawing>
-          <wp:inline distT="0" distB="0" distL="0" distR="0" wp14:anchorId="199A6629" wp14:editId="136EFF1B">
+          <wp:inline distT="0" distB="0" distL="0" distR="0" wp14:anchorId="16095D3E" wp14:editId="004ADE62">
             <wp:extent cx="5943600" cy="932180"/>
             <wp:effectExtent l="0" t="0" r="0" b="1270"/>
             <wp:docPr id="1924870588" name="Picture 24"/>
@@ -4468,8 +4460,8 @@
         <w:rPr>
           <w:rFonts w:ascii="Roboto Mono" w:hAnsi="Roboto Mono"/>
         </w:rPr>
-        <w:pict w14:anchorId="0711FBA6">
-          <v:rect id="_x0000_i1271" style="width:0;height:1.5pt" o:hralign="center" o:hrstd="t" o:hr="t" fillcolor="#a0a0a0" stroked="f"/>
+        <w:pict w14:anchorId="2442EC26">
+          <v:rect id="_x0000_i1042" style="width:0;height:1.5pt" o:hralign="center" o:hrstd="t" o:hr="t" fillcolor="#a0a0a0" stroked="f"/>
         </w:pict>
       </w:r>
     </w:p>
@@ -4503,7 +4495,7 @@
           <w:noProof/>
         </w:rPr>
         <w:drawing>
-          <wp:inline distT="0" distB="0" distL="0" distR="0" wp14:anchorId="379ACC2E" wp14:editId="2CEB9991">
+          <wp:inline distT="0" distB="0" distL="0" distR="0" wp14:anchorId="5341F452" wp14:editId="2446D9C4">
             <wp:extent cx="5943600" cy="929640"/>
             <wp:effectExtent l="0" t="0" r="0" b="3810"/>
             <wp:docPr id="1275028176" name="Picture 25"/>
@@ -4601,8 +4593,8 @@
         <w:rPr>
           <w:rFonts w:ascii="Roboto Mono" w:hAnsi="Roboto Mono"/>
         </w:rPr>
-        <w:pict w14:anchorId="57EFCB19">
-          <v:rect id="_x0000_i1272" style="width:0;height:1.5pt" o:hralign="center" o:hrstd="t" o:hr="t" fillcolor="#a0a0a0" stroked="f"/>
+        <w:pict w14:anchorId="366A3BF5">
+          <v:rect id="_x0000_i1043" style="width:0;height:1.5pt" o:hralign="center" o:hrstd="t" o:hr="t" fillcolor="#a0a0a0" stroked="f"/>
         </w:pict>
       </w:r>
     </w:p>
@@ -4636,7 +4628,7 @@
           <w:noProof/>
         </w:rPr>
         <w:drawing>
-          <wp:inline distT="0" distB="0" distL="0" distR="0" wp14:anchorId="52BB76B3" wp14:editId="33BC2D88">
+          <wp:inline distT="0" distB="0" distL="0" distR="0" wp14:anchorId="4D1CEC40" wp14:editId="69A027FE">
             <wp:extent cx="5943600" cy="897890"/>
             <wp:effectExtent l="0" t="0" r="0" b="0"/>
             <wp:docPr id="459791620" name="Picture 26"/>
@@ -4734,8 +4726,8 @@
         <w:rPr>
           <w:rFonts w:ascii="Roboto Mono" w:hAnsi="Roboto Mono"/>
         </w:rPr>
-        <w:pict w14:anchorId="254F55FA">
-          <v:rect id="_x0000_i1273" style="width:0;height:1.5pt" o:hralign="center" o:hrstd="t" o:hr="t" fillcolor="#a0a0a0" stroked="f"/>
+        <w:pict w14:anchorId="248AEACA">
+          <v:rect id="_x0000_i1044" style="width:0;height:1.5pt" o:hralign="center" o:hrstd="t" o:hr="t" fillcolor="#a0a0a0" stroked="f"/>
         </w:pict>
       </w:r>
     </w:p>
@@ -4747,7 +4739,6 @@
         <w:rPr>
           <w:rFonts w:ascii="Segoe UI Emoji" w:hAnsi="Segoe UI Emoji" w:cs="Segoe UI Emoji"/>
         </w:rPr>
-        <w:lastRenderedPageBreak/>
         <w:t>📊</w:t>
       </w:r>
       <w:r>
@@ -4826,7 +4817,7 @@
           <w:noProof/>
         </w:rPr>
         <w:drawing>
-          <wp:inline distT="0" distB="0" distL="0" distR="0" wp14:anchorId="2137BC9C" wp14:editId="56864D4B">
+          <wp:inline distT="0" distB="0" distL="0" distR="0" wp14:anchorId="402B25D2" wp14:editId="5256CE5E">
             <wp:extent cx="5943600" cy="2305050"/>
             <wp:effectExtent l="0" t="0" r="0" b="0"/>
             <wp:docPr id="1524206638" name="Picture 27"/>
@@ -5371,8 +5362,8 @@
         <w:rPr>
           <w:rFonts w:ascii="Roboto Mono" w:hAnsi="Roboto Mono"/>
         </w:rPr>
-        <w:pict w14:anchorId="6FA20DC4">
-          <v:rect id="_x0000_i1274" style="width:0;height:1.5pt" o:hralign="center" o:hrstd="t" o:hr="t" fillcolor="#a0a0a0" stroked="f"/>
+        <w:pict w14:anchorId="005E177C">
+          <v:rect id="_x0000_i1045" style="width:0;height:1.5pt" o:hralign="center" o:hrstd="t" o:hr="t" fillcolor="#a0a0a0" stroked="f"/>
         </w:pict>
       </w:r>
     </w:p>
@@ -5462,7 +5453,7 @@
           <w:noProof/>
         </w:rPr>
         <w:drawing>
-          <wp:inline distT="0" distB="0" distL="0" distR="0" wp14:anchorId="518117D7" wp14:editId="5F417C64">
+          <wp:inline distT="0" distB="0" distL="0" distR="0" wp14:anchorId="6737C742" wp14:editId="61E42A62">
             <wp:extent cx="5943600" cy="918210"/>
             <wp:effectExtent l="0" t="0" r="0" b="0"/>
             <wp:docPr id="284832406" name="Picture 28"/>
@@ -5534,7 +5525,6 @@
         <w:rPr>
           <w:rFonts w:ascii="Roboto Mono" w:hAnsi="Roboto Mono"/>
         </w:rPr>
-        <w:lastRenderedPageBreak/>
         <w:t>FROM Employees</w:t>
       </w:r>
     </w:p>
@@ -5602,8 +5592,8 @@
         <w:rPr>
           <w:rFonts w:ascii="Roboto Mono" w:hAnsi="Roboto Mono"/>
         </w:rPr>
-        <w:pict w14:anchorId="36F71004">
-          <v:rect id="_x0000_i1275" style="width:0;height:1.5pt" o:hralign="center" o:hrstd="t" o:hr="t" fillcolor="#a0a0a0" stroked="f"/>
+        <w:pict w14:anchorId="34B7AA31">
+          <v:rect id="_x0000_i1046" style="width:0;height:1.5pt" o:hralign="center" o:hrstd="t" o:hr="t" fillcolor="#a0a0a0" stroked="f"/>
         </w:pict>
       </w:r>
     </w:p>
@@ -5693,7 +5683,7 @@
           <w:noProof/>
         </w:rPr>
         <w:drawing>
-          <wp:inline distT="0" distB="0" distL="0" distR="0" wp14:anchorId="45208AA3" wp14:editId="03173393">
+          <wp:inline distT="0" distB="0" distL="0" distR="0" wp14:anchorId="093AD1AA" wp14:editId="308A14FD">
             <wp:extent cx="5943600" cy="903605"/>
             <wp:effectExtent l="0" t="0" r="0" b="0"/>
             <wp:docPr id="583914649" name="Picture 29"/>
@@ -5832,8 +5822,8 @@
         <w:rPr>
           <w:rFonts w:ascii="Roboto Mono" w:hAnsi="Roboto Mono"/>
         </w:rPr>
-        <w:pict w14:anchorId="3F2E2E03">
-          <v:rect id="_x0000_i1276" style="width:0;height:1.5pt" o:hralign="center" o:hrstd="t" o:hr="t" fillcolor="#a0a0a0" stroked="f"/>
+        <w:pict w14:anchorId="0508F1D9">
+          <v:rect id="_x0000_i1047" style="width:0;height:1.5pt" o:hralign="center" o:hrstd="t" o:hr="t" fillcolor="#a0a0a0" stroked="f"/>
         </w:pict>
       </w:r>
     </w:p>
@@ -5923,7 +5913,7 @@
           <w:noProof/>
         </w:rPr>
         <w:drawing>
-          <wp:inline distT="0" distB="0" distL="0" distR="0" wp14:anchorId="51521BFF" wp14:editId="17BC0C71">
+          <wp:inline distT="0" distB="0" distL="0" distR="0" wp14:anchorId="3C540A86" wp14:editId="7F247DA2">
             <wp:extent cx="5943600" cy="1087120"/>
             <wp:effectExtent l="0" t="0" r="0" b="0"/>
             <wp:docPr id="1796530925" name="Picture 32"/>
@@ -6034,7 +6024,6 @@
         <w:rPr>
           <w:rFonts w:ascii="Roboto Mono" w:hAnsi="Roboto Mono"/>
         </w:rPr>
-        <w:lastRenderedPageBreak/>
         <w:t>Returns customers who:</w:t>
       </w:r>
     </w:p>
@@ -6090,8 +6079,8 @@
         <w:rPr>
           <w:rFonts w:ascii="Roboto Mono" w:hAnsi="Roboto Mono"/>
         </w:rPr>
-        <w:pict w14:anchorId="69A80AA5">
-          <v:rect id="_x0000_i1277" style="width:0;height:1.5pt" o:hralign="center" o:hrstd="t" o:hr="t" fillcolor="#a0a0a0" stroked="f"/>
+        <w:pict w14:anchorId="4332BDBD">
+          <v:rect id="_x0000_i1048" style="width:0;height:1.5pt" o:hralign="center" o:hrstd="t" o:hr="t" fillcolor="#a0a0a0" stroked="f"/>
         </w:pict>
       </w:r>
     </w:p>
@@ -6181,7 +6170,7 @@
           <w:noProof/>
         </w:rPr>
         <w:drawing>
-          <wp:inline distT="0" distB="0" distL="0" distR="0" wp14:anchorId="1B102201" wp14:editId="4F9683F7">
+          <wp:inline distT="0" distB="0" distL="0" distR="0" wp14:anchorId="35F4B094" wp14:editId="0726FA02">
             <wp:extent cx="5943600" cy="1087120"/>
             <wp:effectExtent l="0" t="0" r="0" b="0"/>
             <wp:docPr id="378397987" name="Picture 33"/>
@@ -6333,8 +6322,8 @@
         <w:rPr>
           <w:rFonts w:ascii="Roboto Mono" w:hAnsi="Roboto Mono"/>
         </w:rPr>
-        <w:pict w14:anchorId="6EAD48CF">
-          <v:rect id="_x0000_i1278" style="width:0;height:1.5pt" o:hralign="center" o:hrstd="t" o:hr="t" fillcolor="#a0a0a0" stroked="f"/>
+        <w:pict w14:anchorId="0CA5E670">
+          <v:rect id="_x0000_i1049" style="width:0;height:1.5pt" o:hralign="center" o:hrstd="t" o:hr="t" fillcolor="#a0a0a0" stroked="f"/>
         </w:pict>
       </w:r>
     </w:p>
@@ -6441,7 +6430,7 @@
           <w:noProof/>
         </w:rPr>
         <w:drawing>
-          <wp:inline distT="0" distB="0" distL="0" distR="0" wp14:anchorId="1E03E2B3" wp14:editId="323BF63D">
+          <wp:inline distT="0" distB="0" distL="0" distR="0" wp14:anchorId="7D51C2D7" wp14:editId="44ACA113">
             <wp:extent cx="5943600" cy="1263650"/>
             <wp:effectExtent l="0" t="0" r="0" b="0"/>
             <wp:docPr id="1878213279" name="Picture 34"/>
@@ -6513,7 +6502,6 @@
         <w:rPr>
           <w:rFonts w:ascii="Roboto Mono" w:hAnsi="Roboto Mono"/>
         </w:rPr>
-        <w:lastRenderedPageBreak/>
         <w:t xml:space="preserve">    CustomerID INT PRIMARY KEY,</w:t>
       </w:r>
     </w:p>
@@ -6566,8 +6554,8 @@
         <w:rPr>
           <w:rFonts w:ascii="Roboto Mono" w:hAnsi="Roboto Mono"/>
         </w:rPr>
-        <w:pict w14:anchorId="08CF2A7C">
-          <v:rect id="_x0000_i1279" style="width:0;height:1.5pt" o:hralign="center" o:hrstd="t" o:hr="t" fillcolor="#a0a0a0" stroked="f"/>
+        <w:pict w14:anchorId="538603F1">
+          <v:rect id="_x0000_i1050" style="width:0;height:1.5pt" o:hralign="center" o:hrstd="t" o:hr="t" fillcolor="#a0a0a0" stroked="f"/>
         </w:pict>
       </w:r>
     </w:p>
@@ -6660,7 +6648,7 @@
           <w:noProof/>
         </w:rPr>
         <w:drawing>
-          <wp:inline distT="0" distB="0" distL="0" distR="0" wp14:anchorId="207C991A" wp14:editId="7BC16597">
+          <wp:inline distT="0" distB="0" distL="0" distR="0" wp14:anchorId="2DAC3031" wp14:editId="41C19CEB">
             <wp:extent cx="5943600" cy="1545590"/>
             <wp:effectExtent l="0" t="0" r="0" b="0"/>
             <wp:docPr id="1575754720" name="Picture 35"/>
@@ -6810,8 +6798,8 @@
         <w:rPr>
           <w:rFonts w:ascii="Roboto Mono" w:hAnsi="Roboto Mono"/>
         </w:rPr>
-        <w:pict w14:anchorId="0E9D7F23">
-          <v:rect id="_x0000_i1280" style="width:0;height:1.5pt" o:hralign="center" o:hrstd="t" o:hr="t" fillcolor="#a0a0a0" stroked="f"/>
+        <w:pict w14:anchorId="575229AA">
+          <v:rect id="_x0000_i1051" style="width:0;height:1.5pt" o:hralign="center" o:hrstd="t" o:hr="t" fillcolor="#a0a0a0" stroked="f"/>
         </w:pict>
       </w:r>
     </w:p>
@@ -6903,9 +6891,8 @@
         <w:rPr>
           <w:noProof/>
         </w:rPr>
-        <w:lastRenderedPageBreak/>
         <w:drawing>
-          <wp:inline distT="0" distB="0" distL="0" distR="0" wp14:anchorId="3C74B90B" wp14:editId="2B75E974">
+          <wp:inline distT="0" distB="0" distL="0" distR="0" wp14:anchorId="3BADCA66" wp14:editId="153A7B88">
             <wp:extent cx="5943600" cy="923290"/>
             <wp:effectExtent l="0" t="0" r="0" b="0"/>
             <wp:docPr id="1609482929" name="Picture 36"/>
@@ -7003,8 +6990,8 @@
         <w:rPr>
           <w:rFonts w:ascii="Roboto Mono" w:hAnsi="Roboto Mono"/>
         </w:rPr>
-        <w:pict w14:anchorId="4B231C02">
-          <v:rect id="_x0000_i1281" style="width:0;height:1.5pt" o:hralign="center" o:hrstd="t" o:hr="t" fillcolor="#a0a0a0" stroked="f"/>
+        <w:pict w14:anchorId="061534EE">
+          <v:rect id="_x0000_i1052" style="width:0;height:1.5pt" o:hralign="center" o:hrstd="t" o:hr="t" fillcolor="#a0a0a0" stroked="f"/>
         </w:pict>
       </w:r>
     </w:p>
@@ -7097,7 +7084,7 @@
           <w:noProof/>
         </w:rPr>
         <w:drawing>
-          <wp:inline distT="0" distB="0" distL="0" distR="0" wp14:anchorId="0403E2BF" wp14:editId="624F463D">
+          <wp:inline distT="0" distB="0" distL="0" distR="0" wp14:anchorId="7FA1C707" wp14:editId="7C5D4157">
             <wp:extent cx="5943600" cy="929640"/>
             <wp:effectExtent l="0" t="0" r="0" b="3810"/>
             <wp:docPr id="305291625" name="Picture 37"/>
@@ -7195,8 +7182,8 @@
         <w:rPr>
           <w:rFonts w:ascii="Roboto Mono" w:hAnsi="Roboto Mono"/>
         </w:rPr>
-        <w:pict w14:anchorId="1CF65EB5">
-          <v:rect id="_x0000_i1282" style="width:0;height:1.5pt" o:hralign="center" o:hrstd="t" o:hr="t" fillcolor="#a0a0a0" stroked="f"/>
+        <w:pict w14:anchorId="769C3D96">
+          <v:rect id="_x0000_i1053" style="width:0;height:1.5pt" o:hralign="center" o:hrstd="t" o:hr="t" fillcolor="#a0a0a0" stroked="f"/>
         </w:pict>
       </w:r>
     </w:p>
@@ -7289,7 +7276,7 @@
           <w:noProof/>
         </w:rPr>
         <w:drawing>
-          <wp:inline distT="0" distB="0" distL="0" distR="0" wp14:anchorId="0884DB10" wp14:editId="2E6D7D85">
+          <wp:inline distT="0" distB="0" distL="0" distR="0" wp14:anchorId="20A092BB" wp14:editId="4B29C79B">
             <wp:extent cx="5943600" cy="922020"/>
             <wp:effectExtent l="0" t="0" r="0" b="0"/>
             <wp:docPr id="798130368" name="Picture 38"/>
@@ -7387,9 +7374,8 @@
         <w:rPr>
           <w:rFonts w:ascii="Roboto Mono" w:hAnsi="Roboto Mono"/>
         </w:rPr>
-        <w:lastRenderedPageBreak/>
-        <w:pict w14:anchorId="329C0166">
-          <v:rect id="_x0000_i1283" style="width:0;height:1.5pt" o:hralign="center" o:hrstd="t" o:hr="t" fillcolor="#a0a0a0" stroked="f"/>
+        <w:pict w14:anchorId="62F3AD5C">
+          <v:rect id="_x0000_i1054" style="width:0;height:1.5pt" o:hralign="center" o:hrstd="t" o:hr="t" fillcolor="#a0a0a0" stroked="f"/>
         </w:pict>
       </w:r>
     </w:p>
@@ -7482,7 +7468,7 @@
           <w:noProof/>
         </w:rPr>
         <w:drawing>
-          <wp:inline distT="0" distB="0" distL="0" distR="0" wp14:anchorId="20D5989D" wp14:editId="34EBF31F">
+          <wp:inline distT="0" distB="0" distL="0" distR="0" wp14:anchorId="1CDB5D94" wp14:editId="26A1A932">
             <wp:extent cx="5943600" cy="924560"/>
             <wp:effectExtent l="0" t="0" r="0" b="8890"/>
             <wp:docPr id="1211772793" name="Picture 39"/>
@@ -7580,8 +7566,8 @@
         <w:rPr>
           <w:rFonts w:ascii="Roboto Mono" w:hAnsi="Roboto Mono"/>
         </w:rPr>
-        <w:pict w14:anchorId="25EE7003">
-          <v:rect id="_x0000_i1284" style="width:0;height:1.5pt" o:hralign="center" o:hrstd="t" o:hr="t" fillcolor="#a0a0a0" stroked="f"/>
+        <w:pict w14:anchorId="394E84A7">
+          <v:rect id="_x0000_i1055" style="width:0;height:1.5pt" o:hralign="center" o:hrstd="t" o:hr="t" fillcolor="#a0a0a0" stroked="f"/>
         </w:pict>
       </w:r>
     </w:p>
@@ -7674,7 +7660,7 @@
           <w:noProof/>
         </w:rPr>
         <w:drawing>
-          <wp:inline distT="0" distB="0" distL="0" distR="0" wp14:anchorId="34FAB450" wp14:editId="4B3C494E">
+          <wp:inline distT="0" distB="0" distL="0" distR="0" wp14:anchorId="22E4A002" wp14:editId="37DB3316">
             <wp:extent cx="5943600" cy="904875"/>
             <wp:effectExtent l="0" t="0" r="0" b="9525"/>
             <wp:docPr id="979091868" name="Picture 40"/>
@@ -7937,9 +7923,8 @@
         <w:rPr>
           <w:noProof/>
         </w:rPr>
-        <w:lastRenderedPageBreak/>
         <w:drawing>
-          <wp:inline distT="0" distB="0" distL="0" distR="0" wp14:anchorId="0385C633" wp14:editId="6FA9DFE1">
+          <wp:inline distT="0" distB="0" distL="0" distR="0" wp14:anchorId="6F439BF8" wp14:editId="0FC37627">
             <wp:extent cx="5943600" cy="1986915"/>
             <wp:effectExtent l="0" t="0" r="0" b="0"/>
             <wp:docPr id="1076874647" name="Picture 46"/>
@@ -8064,7 +8049,7 @@
           <w:noProof/>
         </w:rPr>
         <w:drawing>
-          <wp:inline distT="0" distB="0" distL="0" distR="0" wp14:anchorId="54DA3126" wp14:editId="6E6ED9B9">
+          <wp:inline distT="0" distB="0" distL="0" distR="0" wp14:anchorId="58986FC9" wp14:editId="6B056602">
             <wp:extent cx="5943600" cy="1591310"/>
             <wp:effectExtent l="0" t="0" r="0" b="8890"/>
             <wp:docPr id="211519201" name="Picture 47"/>
@@ -8270,9 +8255,8 @@
         <w:rPr>
           <w:noProof/>
         </w:rPr>
-        <w:lastRenderedPageBreak/>
         <w:drawing>
-          <wp:inline distT="0" distB="0" distL="0" distR="0" wp14:anchorId="27E9EE3B" wp14:editId="69649524">
+          <wp:inline distT="0" distB="0" distL="0" distR="0" wp14:anchorId="49273B75" wp14:editId="0120E487">
             <wp:extent cx="5943600" cy="2306320"/>
             <wp:effectExtent l="0" t="0" r="0" b="0"/>
             <wp:docPr id="914781447" name="Picture 48"/>
@@ -8423,7 +8407,7 @@
           <w:noProof/>
         </w:rPr>
         <w:drawing>
-          <wp:inline distT="0" distB="0" distL="0" distR="0" wp14:anchorId="4782B19B" wp14:editId="71477E9D">
+          <wp:inline distT="0" distB="0" distL="0" distR="0" wp14:anchorId="65EBCD88" wp14:editId="1E80A168">
             <wp:extent cx="5943600" cy="1223010"/>
             <wp:effectExtent l="0" t="0" r="0" b="0"/>
             <wp:docPr id="1192422775" name="Picture 49"/>
@@ -8636,9 +8620,8 @@
         <w:rPr>
           <w:noProof/>
         </w:rPr>
-        <w:lastRenderedPageBreak/>
         <w:drawing>
-          <wp:inline distT="0" distB="0" distL="0" distR="0" wp14:anchorId="58B954E1" wp14:editId="56B03B85">
+          <wp:inline distT="0" distB="0" distL="0" distR="0" wp14:anchorId="773651B0" wp14:editId="79E8CA37">
             <wp:extent cx="5943600" cy="2320925"/>
             <wp:effectExtent l="0" t="0" r="0" b="3175"/>
             <wp:docPr id="1529630094" name="Picture 52"/>
@@ -8737,7 +8720,7 @@
           <w:noProof/>
         </w:rPr>
         <w:drawing>
-          <wp:inline distT="0" distB="0" distL="0" distR="0" wp14:anchorId="4ECAFCE4" wp14:editId="592A1506">
+          <wp:inline distT="0" distB="0" distL="0" distR="0" wp14:anchorId="72A294CA" wp14:editId="6233107A">
             <wp:extent cx="5943600" cy="2941955"/>
             <wp:effectExtent l="0" t="0" r="0" b="0"/>
             <wp:docPr id="56045567" name="Picture 53"/>
@@ -8944,9 +8927,8 @@
         <w:rPr>
           <w:noProof/>
         </w:rPr>
-        <w:lastRenderedPageBreak/>
         <w:drawing>
-          <wp:inline distT="0" distB="0" distL="0" distR="0" wp14:anchorId="6922BDB5" wp14:editId="11147E7A">
+          <wp:inline distT="0" distB="0" distL="0" distR="0" wp14:anchorId="5C0C0557" wp14:editId="5435BF75">
             <wp:extent cx="5943600" cy="2012315"/>
             <wp:effectExtent l="0" t="0" r="0" b="6985"/>
             <wp:docPr id="2022761800" name="Picture 54"/>
@@ -9045,7 +9027,7 @@
           <w:noProof/>
         </w:rPr>
         <w:drawing>
-          <wp:inline distT="0" distB="0" distL="0" distR="0" wp14:anchorId="36B8C091" wp14:editId="5F77F196">
+          <wp:inline distT="0" distB="0" distL="0" distR="0" wp14:anchorId="2CFED814" wp14:editId="47B4324F">
             <wp:extent cx="5943600" cy="2773045"/>
             <wp:effectExtent l="0" t="0" r="0" b="8255"/>
             <wp:docPr id="415809106" name="Picture 55"/>
@@ -9251,9 +9233,8 @@
         <w:rPr>
           <w:noProof/>
         </w:rPr>
-        <w:lastRenderedPageBreak/>
         <w:drawing>
-          <wp:inline distT="0" distB="0" distL="0" distR="0" wp14:anchorId="7F50357D" wp14:editId="3A377CEB">
+          <wp:inline distT="0" distB="0" distL="0" distR="0" wp14:anchorId="66FADFA2" wp14:editId="41622903">
             <wp:extent cx="5943600" cy="2035175"/>
             <wp:effectExtent l="0" t="0" r="0" b="3175"/>
             <wp:docPr id="1424725168" name="Picture 56"/>
@@ -9352,7 +9333,7 @@
           <w:noProof/>
         </w:rPr>
         <w:drawing>
-          <wp:inline distT="0" distB="0" distL="0" distR="0" wp14:anchorId="0ADC8615" wp14:editId="53BF85FC">
+          <wp:inline distT="0" distB="0" distL="0" distR="0" wp14:anchorId="6DCC25CA" wp14:editId="4BD29E15">
             <wp:extent cx="5943600" cy="3322955"/>
             <wp:effectExtent l="0" t="0" r="0" b="0"/>
             <wp:docPr id="1590991271" name="Picture 57"/>
@@ -9561,9 +9542,8 @@
         <w:rPr>
           <w:noProof/>
         </w:rPr>
-        <w:lastRenderedPageBreak/>
         <w:drawing>
-          <wp:inline distT="0" distB="0" distL="0" distR="0" wp14:anchorId="7F075797" wp14:editId="7760A850">
+          <wp:inline distT="0" distB="0" distL="0" distR="0" wp14:anchorId="6A077474" wp14:editId="3B0B6467">
             <wp:extent cx="5943600" cy="2022475"/>
             <wp:effectExtent l="0" t="0" r="0" b="0"/>
             <wp:docPr id="1451447514" name="Picture 58"/>
@@ -9662,7 +9642,7 @@
           <w:noProof/>
         </w:rPr>
         <w:drawing>
-          <wp:inline distT="0" distB="0" distL="0" distR="0" wp14:anchorId="139FCDB5" wp14:editId="06115513">
+          <wp:inline distT="0" distB="0" distL="0" distR="0" wp14:anchorId="3F178A3A" wp14:editId="051E9F80">
             <wp:extent cx="5943600" cy="2940050"/>
             <wp:effectExtent l="0" t="0" r="0" b="0"/>
             <wp:docPr id="384559296" name="Picture 59"/>
@@ -9868,9 +9848,8 @@
         <w:rPr>
           <w:noProof/>
         </w:rPr>
-        <w:lastRenderedPageBreak/>
         <w:drawing>
-          <wp:inline distT="0" distB="0" distL="0" distR="0" wp14:anchorId="3F50E43D" wp14:editId="74C8D658">
+          <wp:inline distT="0" distB="0" distL="0" distR="0" wp14:anchorId="02D9AF78" wp14:editId="742D4A62">
             <wp:extent cx="5943600" cy="2035175"/>
             <wp:effectExtent l="0" t="0" r="0" b="3175"/>
             <wp:docPr id="800408790" name="Picture 62"/>
@@ -9969,7 +9948,7 @@
           <w:noProof/>
         </w:rPr>
         <w:drawing>
-          <wp:inline distT="0" distB="0" distL="0" distR="0" wp14:anchorId="60427C05" wp14:editId="1C1CBD7C">
+          <wp:inline distT="0" distB="0" distL="0" distR="0" wp14:anchorId="088B8FDD" wp14:editId="6D1AB7DF">
             <wp:extent cx="5943600" cy="3329940"/>
             <wp:effectExtent l="0" t="0" r="0" b="3810"/>
             <wp:docPr id="1747303544" name="Picture 63"/>
@@ -10028,8 +10007,8 @@
         <w:rPr>
           <w:rFonts w:ascii="Roboto Mono" w:hAnsi="Roboto Mono"/>
         </w:rPr>
-        <w:pict w14:anchorId="474BE148">
-          <v:rect id="_x0000_i1285" style="width:0;height:1.5pt" o:hralign="center" o:hrstd="t" o:hr="t" fillcolor="#a0a0a0" stroked="f"/>
+        <w:pict w14:anchorId="1443D988">
+          <v:rect id="_x0000_i1056" style="width:0;height:1.5pt" o:hralign="center" o:hrstd="t" o:hr="t" fillcolor="#a0a0a0" stroked="f"/>
         </w:pict>
       </w:r>
     </w:p>
@@ -10118,9 +10097,8 @@
         <w:rPr>
           <w:noProof/>
         </w:rPr>
-        <w:lastRenderedPageBreak/>
         <w:drawing>
-          <wp:inline distT="0" distB="0" distL="0" distR="0" wp14:anchorId="2DE65EC5" wp14:editId="12C45744">
+          <wp:inline distT="0" distB="0" distL="0" distR="0" wp14:anchorId="350CD4C2" wp14:editId="484ADBEF">
             <wp:extent cx="5943600" cy="904875"/>
             <wp:effectExtent l="0" t="0" r="0" b="9525"/>
             <wp:docPr id="2015486695" name="Picture 41"/>
@@ -10425,7 +10403,7 @@
           <w:noProof/>
         </w:rPr>
         <w:drawing>
-          <wp:inline distT="0" distB="0" distL="0" distR="0" wp14:anchorId="24A9605E" wp14:editId="777872F5">
+          <wp:inline distT="0" distB="0" distL="0" distR="0" wp14:anchorId="7AE44845" wp14:editId="22B58737">
             <wp:extent cx="5943600" cy="916305"/>
             <wp:effectExtent l="0" t="0" r="0" b="0"/>
             <wp:docPr id="1554716828" name="Picture 43"/>
@@ -10550,8 +10528,8 @@
         <w:rPr>
           <w:rFonts w:ascii="Roboto Mono" w:hAnsi="Roboto Mono"/>
         </w:rPr>
-        <w:pict w14:anchorId="450E57DB">
-          <v:rect id="_x0000_i1286" style="width:0;height:1.5pt" o:hralign="center" o:hrstd="t" o:hr="t" fillcolor="#a0a0a0" stroked="f"/>
+        <w:pict w14:anchorId="09FCE83D">
+          <v:rect id="_x0000_i1057" style="width:0;height:1.5pt" o:hralign="center" o:hrstd="t" o:hr="t" fillcolor="#a0a0a0" stroked="f"/>
         </w:pict>
       </w:r>
     </w:p>
@@ -10585,7 +10563,7 @@
           <w:noProof/>
         </w:rPr>
         <w:drawing>
-          <wp:inline distT="0" distB="0" distL="0" distR="0" wp14:anchorId="31AC6AB1" wp14:editId="0E177CE8">
+          <wp:inline distT="0" distB="0" distL="0" distR="0" wp14:anchorId="2910FE1B" wp14:editId="0BF12356">
             <wp:extent cx="5943600" cy="925830"/>
             <wp:effectExtent l="0" t="0" r="0" b="7620"/>
             <wp:docPr id="1786598328" name="Picture 44"/>
@@ -10752,8 +10730,8 @@
         <w:rPr>
           <w:rFonts w:ascii="Roboto Mono" w:hAnsi="Roboto Mono"/>
         </w:rPr>
-        <w:pict w14:anchorId="524D3816">
-          <v:rect id="_x0000_i1287" style="width:0;height:1.5pt" o:hralign="center" o:hrstd="t" o:hr="t" fillcolor="#a0a0a0" stroked="f"/>
+        <w:pict w14:anchorId="4666179E">
+          <v:rect id="_x0000_i1058" style="width:0;height:1.5pt" o:hralign="center" o:hrstd="t" o:hr="t" fillcolor="#a0a0a0" stroked="f"/>
         </w:pict>
       </w:r>
     </w:p>
@@ -10765,7 +10743,6 @@
         <w:rPr>
           <w:rFonts w:ascii="Segoe UI Emoji" w:hAnsi="Segoe UI Emoji" w:cs="Segoe UI Emoji"/>
         </w:rPr>
-        <w:lastRenderedPageBreak/>
         <w:t>🔢</w:t>
       </w:r>
       <w:r>
@@ -10844,7 +10821,7 @@
           <w:noProof/>
         </w:rPr>
         <w:drawing>
-          <wp:inline distT="0" distB="0" distL="0" distR="0" wp14:anchorId="5AC1496C" wp14:editId="2D7951B3">
+          <wp:inline distT="0" distB="0" distL="0" distR="0" wp14:anchorId="3CE53F55" wp14:editId="41BB7659">
             <wp:extent cx="5943600" cy="1742440"/>
             <wp:effectExtent l="0" t="0" r="0" b="0"/>
             <wp:docPr id="922709458" name="Picture 45"/>
@@ -11069,8 +11046,8 @@
         <w:rPr>
           <w:rFonts w:ascii="Roboto Mono" w:hAnsi="Roboto Mono"/>
         </w:rPr>
-        <w:pict w14:anchorId="776D816D">
-          <v:rect id="_x0000_i1288" style="width:0;height:1.5pt" o:hralign="center" o:hrstd="t" o:hr="t" fillcolor="#a0a0a0" stroked="f"/>
+        <w:pict w14:anchorId="55A4EFB9">
+          <v:rect id="_x0000_i1059" style="width:0;height:1.5pt" o:hralign="center" o:hrstd="t" o:hr="t" fillcolor="#a0a0a0" stroked="f"/>
         </w:pict>
       </w:r>
     </w:p>
@@ -11236,7 +11213,6 @@
         <w:rPr>
           <w:rFonts w:ascii="Roboto Mono" w:hAnsi="Roboto Mono"/>
         </w:rPr>
-        <w:lastRenderedPageBreak/>
         <w:t xml:space="preserve">Searching for names containing </w:t>
       </w:r>
       <w:r>
@@ -11277,8 +11253,8 @@
         <w:rPr>
           <w:rFonts w:ascii="Roboto Mono" w:hAnsi="Roboto Mono"/>
         </w:rPr>
-        <w:pict w14:anchorId="28D17504">
-          <v:rect id="_x0000_i1290" style="width:0;height:1.5pt" o:hralign="center" o:hrstd="t" o:hr="t" fillcolor="#a0a0a0" stroked="f"/>
+        <w:pict w14:anchorId="338D788E">
+          <v:rect id="_x0000_i1060" style="width:0;height:1.5pt" o:hralign="center" o:hrstd="t" o:hr="t" fillcolor="#a0a0a0" stroked="f"/>
         </w:pict>
       </w:r>
     </w:p>
@@ -11431,6 +11407,7 @@
         </w:rPr>
       </w:pPr>
     </w:p>
+    <w:p/>
     <w:sectPr>
       <w:pgSz w:w="12240" w:h="15840"/>
       <w:pgMar w:top="1440" w:right="1440" w:bottom="1440" w:left="1440" w:header="720" w:footer="720" w:gutter="0"/>
@@ -12454,7 +12431,6 @@
   <w:style w:type="paragraph" w:default="1" w:styleId="Normal">
     <w:name w:val="Normal"/>
     <w:qFormat/>
-    <w:rsid w:val="007126FC"/>
   </w:style>
   <w:style w:type="paragraph" w:styleId="Heading1">
     <w:name w:val="heading 1"/>
@@ -12463,7 +12439,7 @@
     <w:link w:val="Heading1Char"/>
     <w:uiPriority w:val="9"/>
     <w:qFormat/>
-    <w:rsid w:val="00196B70"/>
+    <w:rsid w:val="00A26973"/>
     <w:pPr>
       <w:keepNext/>
       <w:keepLines/>
@@ -12485,7 +12461,7 @@
     <w:uiPriority w:val="9"/>
     <w:unhideWhenUsed/>
     <w:qFormat/>
-    <w:rsid w:val="00196B70"/>
+    <w:rsid w:val="00A26973"/>
     <w:pPr>
       <w:keepNext/>
       <w:keepLines/>
@@ -12507,7 +12483,7 @@
     <w:uiPriority w:val="9"/>
     <w:unhideWhenUsed/>
     <w:qFormat/>
-    <w:rsid w:val="00196B70"/>
+    <w:rsid w:val="00A26973"/>
     <w:pPr>
       <w:keepNext/>
       <w:keepLines/>
@@ -12529,7 +12505,7 @@
     <w:uiPriority w:val="9"/>
     <w:unhideWhenUsed/>
     <w:qFormat/>
-    <w:rsid w:val="00196B70"/>
+    <w:rsid w:val="00A26973"/>
     <w:pPr>
       <w:keepNext/>
       <w:keepLines/>
@@ -12552,7 +12528,7 @@
     <w:semiHidden/>
     <w:unhideWhenUsed/>
     <w:qFormat/>
-    <w:rsid w:val="00196B70"/>
+    <w:rsid w:val="00A26973"/>
     <w:pPr>
       <w:keepNext/>
       <w:keepLines/>
@@ -12573,7 +12549,7 @@
     <w:semiHidden/>
     <w:unhideWhenUsed/>
     <w:qFormat/>
-    <w:rsid w:val="00196B70"/>
+    <w:rsid w:val="00A26973"/>
     <w:pPr>
       <w:keepNext/>
       <w:keepLines/>
@@ -12596,7 +12572,7 @@
     <w:semiHidden/>
     <w:unhideWhenUsed/>
     <w:qFormat/>
-    <w:rsid w:val="00196B70"/>
+    <w:rsid w:val="00A26973"/>
     <w:pPr>
       <w:keepNext/>
       <w:keepLines/>
@@ -12617,7 +12593,7 @@
     <w:semiHidden/>
     <w:unhideWhenUsed/>
     <w:qFormat/>
-    <w:rsid w:val="00196B70"/>
+    <w:rsid w:val="00A26973"/>
     <w:pPr>
       <w:keepNext/>
       <w:keepLines/>
@@ -12640,7 +12616,7 @@
     <w:semiHidden/>
     <w:unhideWhenUsed/>
     <w:qFormat/>
-    <w:rsid w:val="00196B70"/>
+    <w:rsid w:val="00A26973"/>
     <w:pPr>
       <w:keepNext/>
       <w:keepLines/>
@@ -12655,6 +12631,7 @@
   <w:style w:type="character" w:default="1" w:styleId="DefaultParagraphFont">
     <w:name w:val="Default Paragraph Font"/>
     <w:uiPriority w:val="1"/>
+    <w:semiHidden/>
     <w:unhideWhenUsed/>
   </w:style>
   <w:style w:type="table" w:default="1" w:styleId="TableNormal">
@@ -12683,7 +12660,7 @@
     <w:basedOn w:val="DefaultParagraphFont"/>
     <w:link w:val="Heading1"/>
     <w:uiPriority w:val="9"/>
-    <w:rsid w:val="00196B70"/>
+    <w:rsid w:val="00A26973"/>
     <w:rPr>
       <w:rFonts w:asciiTheme="majorHAnsi" w:eastAsiaTheme="majorEastAsia" w:hAnsiTheme="majorHAnsi" w:cstheme="majorBidi"/>
       <w:color w:val="2F5496" w:themeColor="accent1" w:themeShade="BF"/>
@@ -12696,7 +12673,7 @@
     <w:basedOn w:val="DefaultParagraphFont"/>
     <w:link w:val="Heading2"/>
     <w:uiPriority w:val="9"/>
-    <w:rsid w:val="00196B70"/>
+    <w:rsid w:val="00A26973"/>
     <w:rPr>
       <w:rFonts w:asciiTheme="majorHAnsi" w:eastAsiaTheme="majorEastAsia" w:hAnsiTheme="majorHAnsi" w:cstheme="majorBidi"/>
       <w:color w:val="2F5496" w:themeColor="accent1" w:themeShade="BF"/>
@@ -12709,7 +12686,7 @@
     <w:basedOn w:val="DefaultParagraphFont"/>
     <w:link w:val="Heading3"/>
     <w:uiPriority w:val="9"/>
-    <w:rsid w:val="00196B70"/>
+    <w:rsid w:val="00A26973"/>
     <w:rPr>
       <w:rFonts w:eastAsiaTheme="majorEastAsia" w:cstheme="majorBidi"/>
       <w:color w:val="2F5496" w:themeColor="accent1" w:themeShade="BF"/>
@@ -12722,7 +12699,7 @@
     <w:basedOn w:val="DefaultParagraphFont"/>
     <w:link w:val="Heading4"/>
     <w:uiPriority w:val="9"/>
-    <w:rsid w:val="00196B70"/>
+    <w:rsid w:val="00A26973"/>
     <w:rPr>
       <w:rFonts w:eastAsiaTheme="majorEastAsia" w:cstheme="majorBidi"/>
       <w:i/>
@@ -12736,7 +12713,7 @@
     <w:link w:val="Heading5"/>
     <w:uiPriority w:val="9"/>
     <w:semiHidden/>
-    <w:rsid w:val="00196B70"/>
+    <w:rsid w:val="00A26973"/>
     <w:rPr>
       <w:rFonts w:eastAsiaTheme="majorEastAsia" w:cstheme="majorBidi"/>
       <w:color w:val="2F5496" w:themeColor="accent1" w:themeShade="BF"/>
@@ -12748,7 +12725,7 @@
     <w:link w:val="Heading6"/>
     <w:uiPriority w:val="9"/>
     <w:semiHidden/>
-    <w:rsid w:val="00196B70"/>
+    <w:rsid w:val="00A26973"/>
     <w:rPr>
       <w:rFonts w:eastAsiaTheme="majorEastAsia" w:cstheme="majorBidi"/>
       <w:i/>
@@ -12762,7 +12739,7 @@
     <w:link w:val="Heading7"/>
     <w:uiPriority w:val="9"/>
     <w:semiHidden/>
-    <w:rsid w:val="00196B70"/>
+    <w:rsid w:val="00A26973"/>
     <w:rPr>
       <w:rFonts w:eastAsiaTheme="majorEastAsia" w:cstheme="majorBidi"/>
       <w:color w:val="595959" w:themeColor="text1" w:themeTint="A6"/>
@@ -12774,7 +12751,7 @@
     <w:link w:val="Heading8"/>
     <w:uiPriority w:val="9"/>
     <w:semiHidden/>
-    <w:rsid w:val="00196B70"/>
+    <w:rsid w:val="00A26973"/>
     <w:rPr>
       <w:rFonts w:eastAsiaTheme="majorEastAsia" w:cstheme="majorBidi"/>
       <w:i/>
@@ -12788,7 +12765,7 @@
     <w:link w:val="Heading9"/>
     <w:uiPriority w:val="9"/>
     <w:semiHidden/>
-    <w:rsid w:val="00196B70"/>
+    <w:rsid w:val="00A26973"/>
     <w:rPr>
       <w:rFonts w:eastAsiaTheme="majorEastAsia" w:cstheme="majorBidi"/>
       <w:color w:val="272727" w:themeColor="text1" w:themeTint="D8"/>
@@ -12801,7 +12778,7 @@
     <w:link w:val="TitleChar"/>
     <w:uiPriority w:val="10"/>
     <w:qFormat/>
-    <w:rsid w:val="00196B70"/>
+    <w:rsid w:val="00A26973"/>
     <w:pPr>
       <w:spacing w:after="80" w:line="240" w:lineRule="auto"/>
       <w:contextualSpacing/>
@@ -12819,7 +12796,7 @@
     <w:basedOn w:val="DefaultParagraphFont"/>
     <w:link w:val="Title"/>
     <w:uiPriority w:val="10"/>
-    <w:rsid w:val="00196B70"/>
+    <w:rsid w:val="00A26973"/>
     <w:rPr>
       <w:rFonts w:asciiTheme="majorHAnsi" w:eastAsiaTheme="majorEastAsia" w:hAnsiTheme="majorHAnsi" w:cstheme="majorBidi"/>
       <w:spacing w:val="-10"/>
@@ -12835,7 +12812,7 @@
     <w:link w:val="SubtitleChar"/>
     <w:uiPriority w:val="11"/>
     <w:qFormat/>
-    <w:rsid w:val="00196B70"/>
+    <w:rsid w:val="00A26973"/>
     <w:pPr>
       <w:numPr>
         <w:ilvl w:val="1"/>
@@ -12854,7 +12831,7 @@
     <w:basedOn w:val="DefaultParagraphFont"/>
     <w:link w:val="Subtitle"/>
     <w:uiPriority w:val="11"/>
-    <w:rsid w:val="00196B70"/>
+    <w:rsid w:val="00A26973"/>
     <w:rPr>
       <w:rFonts w:eastAsiaTheme="majorEastAsia" w:cstheme="majorBidi"/>
       <w:color w:val="595959" w:themeColor="text1" w:themeTint="A6"/>
@@ -12870,7 +12847,7 @@
     <w:link w:val="QuoteChar"/>
     <w:uiPriority w:val="29"/>
     <w:qFormat/>
-    <w:rsid w:val="00196B70"/>
+    <w:rsid w:val="00A26973"/>
     <w:pPr>
       <w:spacing w:before="160"/>
       <w:jc w:val="center"/>
@@ -12886,7 +12863,7 @@
     <w:basedOn w:val="DefaultParagraphFont"/>
     <w:link w:val="Quote"/>
     <w:uiPriority w:val="29"/>
-    <w:rsid w:val="00196B70"/>
+    <w:rsid w:val="00A26973"/>
     <w:rPr>
       <w:i/>
       <w:iCs/>
@@ -12898,7 +12875,7 @@
     <w:basedOn w:val="Normal"/>
     <w:uiPriority w:val="34"/>
     <w:qFormat/>
-    <w:rsid w:val="00196B70"/>
+    <w:rsid w:val="00A26973"/>
     <w:pPr>
       <w:ind w:left="720"/>
       <w:contextualSpacing/>
@@ -12909,7 +12886,7 @@
     <w:basedOn w:val="DefaultParagraphFont"/>
     <w:uiPriority w:val="21"/>
     <w:qFormat/>
-    <w:rsid w:val="00196B70"/>
+    <w:rsid w:val="00A26973"/>
     <w:rPr>
       <w:i/>
       <w:iCs/>
@@ -12923,7 +12900,7 @@
     <w:link w:val="IntenseQuoteChar"/>
     <w:uiPriority w:val="30"/>
     <w:qFormat/>
-    <w:rsid w:val="00196B70"/>
+    <w:rsid w:val="00A26973"/>
     <w:pPr>
       <w:pBdr>
         <w:top w:val="single" w:sz="4" w:space="10" w:color="2F5496" w:themeColor="accent1" w:themeShade="BF"/>
@@ -12944,7 +12921,7 @@
     <w:basedOn w:val="DefaultParagraphFont"/>
     <w:link w:val="IntenseQuote"/>
     <w:uiPriority w:val="30"/>
-    <w:rsid w:val="00196B70"/>
+    <w:rsid w:val="00A26973"/>
     <w:rPr>
       <w:i/>
       <w:iCs/>
@@ -12956,7 +12933,7 @@
     <w:basedOn w:val="DefaultParagraphFont"/>
     <w:uiPriority w:val="32"/>
     <w:qFormat/>
-    <w:rsid w:val="00196B70"/>
+    <w:rsid w:val="00A26973"/>
     <w:rPr>
       <w:b/>
       <w:bCs/>
